--- a/docs/the-philosophy-of-subtraction.docx
+++ b/docs/the-philosophy-of-subtraction.docx
@@ -344,7 +344,7 @@
           <w:b w:val="0"/>
           <w:sz w:val="21"/>
         </w:rPr>
-        <w:t>第十一章：数据的证词</w:t>
+        <w:t>第十一章：用 AI 审查 AI</w:t>
       </w:r>
       <w:r>
         <w:rPr>
@@ -353,7 +353,7 @@
           <w:b w:val="0"/>
           <w:sz w:val="18"/>
         </w:rPr>
-        <w:t xml:space="preserve">  ······························ 43</w:t>
+        <w:t xml:space="preserve">  ························· 43</w:t>
       </w:r>
     </w:p>
     <w:p>
@@ -364,7 +364,7 @@
           <w:b w:val="0"/>
           <w:sz w:val="21"/>
         </w:rPr>
-        <w:t>第十二章：一条线</w:t>
+        <w:t>第十二章：数据的证词</w:t>
       </w:r>
       <w:r>
         <w:rPr>
@@ -373,7 +373,7 @@
           <w:b w:val="0"/>
           <w:sz w:val="18"/>
         </w:rPr>
-        <w:t xml:space="preserve">  ································ 47</w:t>
+        <w:t xml:space="preserve">  ······························ 47</w:t>
       </w:r>
     </w:p>
     <w:p>
@@ -4634,7 +4634,448 @@
           <w:b/>
           <w:sz w:val="32"/>
         </w:rPr>
-        <w:t>第十一章：数据的证词</w:t>
+        <w:t>第十一章：用 AI 审查 AI</w:t>
+      </w:r>
+    </w:p>
+    <w:p>
+      <w:r>
+        <w:rPr>
+          <w:rFonts w:eastAsia="SimSun" w:ascii="SimSun" w:hAnsi="SimSun"/>
+          <w:rFonts w:ascii="SimSun" w:hAnsi="SimSun"/>
+          <w:b w:val="0"/>
+          <w:sz w:val="21"/>
+        </w:rPr>
+        <w:t>前十条原则讲的是代码和 LLM 的边界。但有一个问题没回答：</w:t>
+      </w:r>
+      <w:r>
+        <w:rPr>
+          <w:rFonts w:eastAsia="SimHei" w:ascii="SimHei" w:hAnsi="SimHei"/>
+          <w:rFonts w:ascii="SimHei" w:hAnsi="SimHei"/>
+          <w:b/>
+          <w:sz w:val="21"/>
+        </w:rPr>
+        <w:t>一个不会读代码的人，怎么知道代码越界了？</w:t>
+      </w:r>
+      <w:r>
+        <w:rPr>
+          <w:rFonts w:eastAsia="SimSun" w:ascii="SimSun" w:hAnsi="SimSun"/>
+          <w:rFonts w:ascii="SimSun" w:hAnsi="SimSun"/>
+          <w:b w:val="0"/>
+          <w:sz w:val="21"/>
+        </w:rPr>
+      </w:r>
+    </w:p>
+    <w:p>
+      <w:r>
+        <w:rPr>
+          <w:rFonts w:eastAsia="SimSun" w:ascii="SimSun" w:hAnsi="SimSun"/>
+          <w:rFonts w:ascii="SimSun" w:hAnsi="SimSun"/>
+          <w:b w:val="0"/>
+          <w:sz w:val="21"/>
+        </w:rPr>
+        <w:t>答案是：让别的 AI 来读。你的角色不是审查代码——是审查 AI 的审查结果。</w:t>
+      </w:r>
+    </w:p>
+    <w:p>
+      <w:r>
+        <w:rPr>
+          <w:rFonts w:eastAsia="SimHei" w:ascii="SimHei" w:hAnsi="SimHei"/>
+          <w:rFonts w:ascii="SimHei" w:hAnsi="SimHei"/>
+          <w:b/>
+          <w:sz w:val="26"/>
+        </w:rPr>
+        <w:t>方法一：多轮交叉审计</w:t>
+      </w:r>
+    </w:p>
+    <w:p>
+      <w:r>
+        <w:rPr>
+          <w:rFonts w:eastAsia="SimSun" w:ascii="SimSun" w:hAnsi="SimSun"/>
+          <w:rFonts w:ascii="SimSun" w:hAnsi="SimSun"/>
+          <w:b w:val="0"/>
+          <w:sz w:val="21"/>
+        </w:rPr>
+        <w:t>单轮审计不可靠。AI-A 审查 AI-B 的代码，AI-A 可能漏掉问题，也可能被 AI-B 的代码"说服"。多轮交叉的核心是</w:t>
+      </w:r>
+      <w:r>
+        <w:rPr>
+          <w:rFonts w:eastAsia="SimHei" w:ascii="SimHei" w:hAnsi="SimHei"/>
+          <w:rFonts w:ascii="SimHei" w:hAnsi="SimHei"/>
+          <w:b/>
+          <w:sz w:val="21"/>
+        </w:rPr>
+        <w:t>换人再审一次</w:t>
+      </w:r>
+      <w:r>
+        <w:rPr>
+          <w:rFonts w:eastAsia="SimSun" w:ascii="SimSun" w:hAnsi="SimSun"/>
+          <w:rFonts w:ascii="SimSun" w:hAnsi="SimSun"/>
+          <w:b w:val="0"/>
+          <w:sz w:val="21"/>
+        </w:rPr>
+        <w:t>——用第三个 AI 来审查 AI-A 对 AI-B 的审查结果。</w:t>
+      </w:r>
+    </w:p>
+    <w:p>
+      <w:r>
+        <w:rPr>
+          <w:rFonts w:eastAsia="SimSun" w:ascii="SimSun" w:hAnsi="SimSun"/>
+          <w:rFonts w:ascii="SimSun" w:hAnsi="SimSun"/>
+          <w:b w:val="0"/>
+          <w:sz w:val="21"/>
+        </w:rPr>
+        <w:t>HaGoKu 里的具体做法：</w:t>
+      </w:r>
+    </w:p>
+    <w:p>
+      <w:r>
+        <w:rPr>
+          <w:rFonts w:eastAsia="SimSun" w:ascii="SimSun" w:hAnsi="SimSun"/>
+          <w:rFonts w:ascii="SimSun" w:hAnsi="SimSun"/>
+          <w:b w:val="0"/>
+          <w:sz w:val="21"/>
+        </w:rPr>
+        <w:t>三轮之后，你拿到的不是"这行代码对不对"——是"这个模式上次以哪种方式塌过"。</w:t>
+      </w:r>
+    </w:p>
+    <w:p>
+      <w:r>
+        <w:rPr>
+          <w:rFonts w:eastAsia="SimHei" w:ascii="SimHei" w:hAnsi="SimHei"/>
+          <w:rFonts w:ascii="SimHei" w:hAnsi="SimHei"/>
+          <w:b/>
+          <w:sz w:val="26"/>
+        </w:rPr>
+        <w:t>为什么多轮</w:t>
+      </w:r>
+    </w:p>
+    <w:p>
+      <w:r>
+        <w:rPr>
+          <w:rFonts w:eastAsia="SimSun" w:ascii="SimSun" w:hAnsi="SimSun"/>
+          <w:rFonts w:ascii="SimSun" w:hAnsi="SimSun"/>
+          <w:b w:val="0"/>
+          <w:sz w:val="21"/>
+        </w:rPr>
+        <w:t>AI-A 审查时会被 AI-B 的代码带着走——看到一段逻辑严密的条件分支，AI-A 不会质疑"这个条件分支该不该存在"。它只会检查"这个条件分支写得对不对"。</w:t>
+      </w:r>
+    </w:p>
+    <w:p>
+      <w:r>
+        <w:rPr>
+          <w:rFonts w:eastAsia="SimSun" w:ascii="SimSun" w:hAnsi="SimSun"/>
+          <w:rFonts w:ascii="SimSun" w:hAnsi="SimSun"/>
+          <w:b w:val="0"/>
+          <w:sz w:val="21"/>
+        </w:rPr>
+        <w:t>但 AI-C 没有参与 AI-B 的代码编写。它看到的不是一段逻辑——是一个</w:t>
+      </w:r>
+      <w:r>
+        <w:rPr>
+          <w:rFonts w:eastAsia="SimHei" w:ascii="SimHei" w:hAnsi="SimHei"/>
+          <w:rFonts w:ascii="SimHei" w:hAnsi="SimHei"/>
+          <w:b/>
+          <w:sz w:val="21"/>
+        </w:rPr>
+        <w:t>模式</w:t>
+      </w:r>
+      <w:r>
+        <w:rPr>
+          <w:rFonts w:eastAsia="SimSun" w:ascii="SimSun" w:hAnsi="SimSun"/>
+          <w:rFonts w:ascii="SimSun" w:hAnsi="SimSun"/>
+          <w:b w:val="0"/>
+          <w:sz w:val="21"/>
+        </w:rPr>
+        <w:t>。它会说："这里有一个 if-elif 判断用户意图的代码块，但这违反了铁律 0——LLM 的判断只能来自 LLM 调用结果。"</w:t>
+      </w:r>
+    </w:p>
+    <w:p>
+      <w:r>
+        <w:rPr>
+          <w:rFonts w:eastAsia="SimSun" w:ascii="SimSun" w:hAnsi="SimSun"/>
+          <w:rFonts w:ascii="SimSun" w:hAnsi="SimSun"/>
+          <w:b w:val="0"/>
+          <w:sz w:val="21"/>
+        </w:rPr>
+        <w:t>两轮审查的差异：AI-A 是语法检察，AI-C 是模式识别。你需要的不是语法检察——你需要一个不会写代码的人也能看懂的"这个模式以前在这里塌过"。</w:t>
+      </w:r>
+    </w:p>
+    <w:p>
+      <w:r>
+        <w:rPr>
+          <w:rFonts w:eastAsia="SimHei" w:ascii="SimHei" w:hAnsi="SimHei"/>
+          <w:rFonts w:ascii="SimHei" w:hAnsi="SimHei"/>
+          <w:b/>
+          <w:sz w:val="26"/>
+        </w:rPr>
+        <w:t>方法二：读 think 输出，抓关键词</w:t>
+      </w:r>
+    </w:p>
+    <w:p>
+      <w:r>
+        <w:rPr>
+          <w:rFonts w:eastAsia="SimSun" w:ascii="SimSun" w:hAnsi="SimSun"/>
+          <w:rFonts w:ascii="SimSun" w:hAnsi="SimSun"/>
+          <w:b w:val="0"/>
+          <w:sz w:val="21"/>
+        </w:rPr>
+        <w:t>LLM 在工作时会有一个内部的思考过程——不同的模型叫法不同：thinking、reasoning、think 块。这个思考过程是 LLM 最诚实的时候——它还没有把答案"包装"成给用户看的格式。</w:t>
+      </w:r>
+    </w:p>
+    <w:p>
+      <w:r>
+        <w:rPr>
+          <w:rFonts w:eastAsia="SimSun" w:ascii="SimSun" w:hAnsi="SimSun"/>
+          <w:rFonts w:ascii="SimSun" w:hAnsi="SimSun"/>
+          <w:b w:val="0"/>
+          <w:sz w:val="21"/>
+        </w:rPr>
+        <w:t>如果你只读 LLM 的最终回复，你看到的是它"决定怎么说"。如果你读 think 输出，你看到的是它"为什么这么决定"。</w:t>
+      </w:r>
+    </w:p>
+    <w:p>
+      <w:r>
+        <w:rPr>
+          <w:rFonts w:eastAsia="SimSun" w:ascii="SimSun" w:hAnsi="SimSun"/>
+          <w:rFonts w:ascii="SimSun" w:hAnsi="SimSun"/>
+          <w:b w:val="0"/>
+          <w:sz w:val="21"/>
+        </w:rPr>
+        <w:t>对于不会读代码的人，think 输出是唯一能</w:t>
+      </w:r>
+      <w:r>
+        <w:rPr>
+          <w:rFonts w:eastAsia="SimHei" w:ascii="SimHei" w:hAnsi="SimHei"/>
+          <w:rFonts w:ascii="SimHei" w:hAnsi="SimHei"/>
+          <w:b/>
+          <w:sz w:val="21"/>
+        </w:rPr>
+        <w:t>在 LLM 走偏之前就发现它走偏了</w:t>
+      </w:r>
+      <w:r>
+        <w:rPr>
+          <w:rFonts w:eastAsia="SimSun" w:ascii="SimSun" w:hAnsi="SimSun"/>
+          <w:rFonts w:ascii="SimSun" w:hAnsi="SimSun"/>
+          <w:b w:val="0"/>
+          <w:sz w:val="21"/>
+        </w:rPr>
+        <w:t>的窗口。</w:t>
+      </w:r>
+    </w:p>
+    <w:p>
+      <w:r>
+        <w:rPr>
+          <w:rFonts w:eastAsia="SimSun" w:ascii="SimSun" w:hAnsi="SimSun"/>
+          <w:rFonts w:ascii="SimSun" w:hAnsi="SimSun"/>
+          <w:b w:val="0"/>
+          <w:sz w:val="21"/>
+        </w:rPr>
+        <w:t>HaGoKu 里的具体做法：</w:t>
+      </w:r>
+    </w:p>
+    <w:p>
+      <w:r>
+        <w:rPr>
+          <w:rFonts w:eastAsia="SimSun" w:ascii="SimSun" w:hAnsi="SimSun"/>
+          <w:rFonts w:ascii="SimSun" w:hAnsi="SimSun"/>
+          <w:b w:val="0"/>
+          <w:sz w:val="21"/>
+        </w:rPr>
+        <w:t>- "但是我应该" → LLM 在犹豫，可能被 prompt 里的"禁止"规则困住了</w:t>
+      </w:r>
+    </w:p>
+    <w:p>
+      <w:r>
+        <w:rPr>
+          <w:rFonts w:eastAsia="SimSun" w:ascii="SimSun" w:hAnsi="SimSun"/>
+          <w:rFonts w:ascii="SimSun" w:hAnsi="SimSun"/>
+          <w:b w:val="0"/>
+          <w:sz w:val="21"/>
+        </w:rPr>
+        <w:t>- "用户可能想要" → LLM 在猜用户意图，而不是直接理解——说明用户消息没传到位</w:t>
+      </w:r>
+    </w:p>
+    <w:p>
+      <w:r>
+        <w:rPr>
+          <w:rFonts w:eastAsia="SimSun" w:ascii="SimSun" w:hAnsi="SimSun"/>
+          <w:rFonts w:ascii="SimSun" w:hAnsi="SimSun"/>
+          <w:b w:val="0"/>
+          <w:sz w:val="21"/>
+        </w:rPr>
+        <w:t>- "我需要先调 X 工具" → LLM 在做规划——如果它调了 X 但 X 返回的数据不对，问题在工具层</w:t>
+      </w:r>
+    </w:p>
+    <w:p>
+      <w:r>
+        <w:rPr>
+          <w:rFonts w:eastAsia="SimSun" w:ascii="SimSun" w:hAnsi="SimSun"/>
+          <w:rFonts w:ascii="SimSun" w:hAnsi="SimSun"/>
+          <w:b w:val="0"/>
+          <w:sz w:val="21"/>
+        </w:rPr>
+        <w:t>- "我假设" → LLM 在填信息缺口——说明上游数据没传下来</w:t>
+      </w:r>
+    </w:p>
+    <w:p>
+      <w:r>
+        <w:rPr>
+          <w:rFonts w:eastAsia="SimSun" w:ascii="SimSun" w:hAnsi="SimSun"/>
+          <w:rFonts w:ascii="SimSun" w:hAnsi="SimSun"/>
+          <w:b w:val="0"/>
+          <w:sz w:val="21"/>
+        </w:rPr>
+        <w:t>- "让我重新" → LLM 发现前面错了，在自我纠正——但纠正方向可能继续错</w:t>
+      </w:r>
+    </w:p>
+    <w:p>
+      <w:r>
+        <w:rPr>
+          <w:rFonts w:eastAsia="SimSun" w:ascii="SimSun" w:hAnsi="SimSun"/>
+          <w:rFonts w:ascii="SimSun" w:hAnsi="SimSun"/>
+          <w:b w:val="0"/>
+          <w:sz w:val="21"/>
+        </w:rPr>
+        <w:t>就是这个"为时过早"——LLM 自己告诉了你它为什么不调工具。不是工具不可用，不是代码有 bug——是 LLM 的推理路径让它觉得"还不是时候"。知道了这个，修复就简单了：prompt 里加一句"理解字段后立即用 set_columns 提交结果"——而不是绕开整个问题去"优化工具描述"或"加更多轮次"。</w:t>
+      </w:r>
+    </w:p>
+    <w:p>
+      <w:r>
+        <w:rPr>
+          <w:rFonts w:eastAsia="SimHei" w:ascii="SimHei" w:hAnsi="SimHei"/>
+          <w:rFonts w:ascii="SimHei" w:hAnsi="SimHei"/>
+          <w:b/>
+          <w:sz w:val="26"/>
+        </w:rPr>
+        <w:t>两种方法的配合</w:t>
+      </w:r>
+    </w:p>
+    <w:p>
+      <w:r>
+        <w:rPr>
+          <w:rFonts w:eastAsia="SimSun" w:ascii="SimSun" w:hAnsi="SimSun"/>
+          <w:rFonts w:ascii="SimSun" w:hAnsi="SimSun"/>
+          <w:b w:val="0"/>
+          <w:sz w:val="21"/>
+        </w:rPr>
+        <w:t>交叉审计解决"已经写出来的代码有没有越界"。Think 输出解决"LLM 正在往哪个方向走，是不是快偏了"。</w:t>
+      </w:r>
+    </w:p>
+    <w:p>
+      <w:r>
+        <w:rPr>
+          <w:rFonts w:eastAsia="SimSun" w:ascii="SimSun" w:hAnsi="SimSun"/>
+          <w:rFonts w:ascii="SimSun" w:hAnsi="SimSun"/>
+          <w:b w:val="0"/>
+          <w:sz w:val="21"/>
+        </w:rPr>
+        <w:t>前者是事后审查，后者是实时监控。前者告诉你"这里有个地雷"，后者告诉你"LLM 正往埋雷的方向走"。</w:t>
+      </w:r>
+    </w:p>
+    <w:p>
+      <w:r>
+        <w:rPr>
+          <w:rFonts w:eastAsia="SimSun" w:ascii="SimSun" w:hAnsi="SimSun"/>
+          <w:rFonts w:ascii="SimSun" w:hAnsi="SimSun"/>
+          <w:b w:val="0"/>
+          <w:sz w:val="21"/>
+        </w:rPr>
+        <w:t>两者都不需要你读代码。交叉审计只需要你读完 AI-C 的审查报告后追问"这个模式以前塌过吗"。Think 输出只需要你扫一眼关键词列表。</w:t>
+      </w:r>
+    </w:p>
+    <w:p>
+      <w:r>
+        <w:rPr>
+          <w:rFonts w:eastAsia="SimHei" w:ascii="SimHei" w:hAnsi="SimHei"/>
+          <w:rFonts w:ascii="SimHei" w:hAnsi="SimHei"/>
+          <w:b/>
+          <w:sz w:val="26"/>
+        </w:rPr>
+        <w:t>操作法</w:t>
+      </w:r>
+    </w:p>
+    <w:p>
+      <w:r>
+        <w:rPr>
+          <w:rFonts w:eastAsia="SimSun" w:ascii="SimSun" w:hAnsi="SimSun"/>
+          <w:rFonts w:ascii="SimSun" w:hAnsi="SimSun"/>
+          <w:b w:val="0"/>
+          <w:sz w:val="21"/>
+        </w:rPr>
+        <w:t>1. 让写代码的 AI-B 解释自己的设计决策</w:t>
+      </w:r>
+    </w:p>
+    <w:p>
+      <w:r>
+        <w:rPr>
+          <w:rFonts w:eastAsia="SimSun" w:ascii="SimSun" w:hAnsi="SimSun"/>
+          <w:rFonts w:ascii="SimSun" w:hAnsi="SimSun"/>
+          <w:b w:val="0"/>
+          <w:sz w:val="21"/>
+        </w:rPr>
+        <w:t>2. 让另一个 AI-C 对照铁律清单逐条审查 AI-B 的解释</w:t>
+      </w:r>
+    </w:p>
+    <w:p>
+      <w:r>
+        <w:rPr>
+          <w:rFonts w:eastAsia="SimSun" w:ascii="SimSun" w:hAnsi="SimSun"/>
+          <w:rFonts w:ascii="SimSun" w:hAnsi="SimSun"/>
+          <w:b w:val="0"/>
+          <w:sz w:val="21"/>
+        </w:rPr>
+        <w:t>3. 你读 AI-C 的报告，对每个标记项追问"之前出过类似问题吗"</w:t>
+      </w:r>
+    </w:p>
+    <w:p>
+      <w:r>
+        <w:rPr>
+          <w:rFonts w:eastAsia="SimSun" w:ascii="SimSun" w:hAnsi="SimSun"/>
+          <w:rFonts w:ascii="SimSun" w:hAnsi="SimSun"/>
+          <w:b w:val="0"/>
+          <w:sz w:val="21"/>
+        </w:rPr>
+        <w:t>1. 打开 LLM 的 reasoning/thinking 输出（配置里加 `include_reasoning: true`）</w:t>
+      </w:r>
+    </w:p>
+    <w:p>
+      <w:r>
+        <w:rPr>
+          <w:rFonts w:eastAsia="SimSun" w:ascii="SimSun" w:hAnsi="SimSun"/>
+          <w:rFonts w:ascii="SimSun" w:hAnsi="SimSun"/>
+          <w:b w:val="0"/>
+          <w:sz w:val="21"/>
+        </w:rPr>
+        <w:t>2. 不要读完整推理——扫关键词："但是我应该"、"用户可能想要"、"我假设"、"让我重新"</w:t>
+      </w:r>
+    </w:p>
+    <w:p>
+      <w:r>
+        <w:rPr>
+          <w:rFonts w:eastAsia="SimSun" w:ascii="SimSun" w:hAnsi="SimSun"/>
+          <w:rFonts w:ascii="SimSun" w:hAnsi="SimSun"/>
+          <w:b w:val="0"/>
+          <w:sz w:val="21"/>
+        </w:rPr>
+        <w:t>3. 关键词出现 → 别等 LLM 走偏了再修 → 直接看 think 里的完整推理，定位 LLM 走到了哪个岔路口</w:t>
+      </w:r>
+    </w:p>
+    <w:p>
+      <w:pPr>
+        <w:pBdr>
+          <w:bottom w:val="single" w:sz="6" w:space="1" w:color="999999"/>
+        </w:pBdr>
+      </w:pPr>
+    </w:p>
+    <w:p>
+      <w:r>
+        <w:rPr>
+          <w:rFonts w:eastAsia="SimHei" w:ascii="SimHei" w:hAnsi="SimHei"/>
+          <w:rFonts w:ascii="SimHei" w:hAnsi="SimHei"/>
+          <w:b/>
+          <w:sz w:val="32"/>
+        </w:rPr>
+        <w:t>第十二章：数据的证词</w:t>
       </w:r>
     </w:p>
     <w:p>
@@ -6140,7 +6581,7 @@
           <w:b/>
           <w:sz w:val="32"/>
         </w:rPr>
-        <w:t>第十二章：一条线</w:t>
+        <w:t>第十三章：一条线</w:t>
       </w:r>
     </w:p>
     <w:p>
